--- a/LAB3/11CNPM2_LAB3_1150080125_LeTriAnh.docx
+++ b/LAB3/11CNPM2_LAB3_1150080125_LeTriAnh.docx
@@ -121,17 +121,27 @@
             <w:sz w:val="26"/>
             <w:szCs w:val="26"/>
           </w:rPr>
-          <w:t>https://youtu.be/yZ6U2jVbiXw</w:t>
+          <w:t>https://youtu.be</w:t>
+        </w:r>
+        <w:r>
+          <w:rPr>
+            <w:rStyle w:val="Hyperlink"/>
+            <w:rFonts w:ascii="Times New Roman" w:hAnsi="Times New Roman" w:cs="Times New Roman"/>
+            <w:sz w:val="26"/>
+            <w:szCs w:val="26"/>
+          </w:rPr>
+          <w:t>/</w:t>
+        </w:r>
+        <w:r>
+          <w:rPr>
+            <w:rStyle w:val="Hyperlink"/>
+            <w:rFonts w:ascii="Times New Roman" w:hAnsi="Times New Roman" w:cs="Times New Roman"/>
+            <w:sz w:val="26"/>
+            <w:szCs w:val="26"/>
+          </w:rPr>
+          <w:t>Oo34Cur5hsc</w:t>
         </w:r>
       </w:hyperlink>
-      <w:r>
-        <w:rPr>
-          <w:rFonts w:ascii="Times New Roman" w:hAnsi="Times New Roman" w:cs="Times New Roman"/>
-          <w:sz w:val="26"/>
-          <w:szCs w:val="26"/>
-        </w:rPr>
-        <w:t xml:space="preserve">. </w:t>
-      </w:r>
     </w:p>
     <w:p>
       <w:pPr>
@@ -169,25 +179,7 @@
             <w:sz w:val="26"/>
             <w:szCs w:val="26"/>
           </w:rPr>
-          <w:t>https://github.com/wwwwwwmw/LAB_</w:t>
-        </w:r>
-        <w:r>
-          <w:rPr>
-            <w:rStyle w:val="Hyperlink"/>
-            <w:rFonts w:ascii="Times New Roman" w:hAnsi="Times New Roman" w:cs="Times New Roman"/>
-            <w:sz w:val="26"/>
-            <w:szCs w:val="26"/>
-          </w:rPr>
-          <w:t>A</w:t>
-        </w:r>
-        <w:r>
-          <w:rPr>
-            <w:rStyle w:val="Hyperlink"/>
-            <w:rFonts w:ascii="Times New Roman" w:hAnsi="Times New Roman" w:cs="Times New Roman"/>
-            <w:sz w:val="26"/>
-            <w:szCs w:val="26"/>
-          </w:rPr>
-          <w:t>T_BMHTTT/tree/main/LAB3</w:t>
+          <w:t>https://github.com/wwwwwwmw/LAB_AT_BMHTTT/tree/main/LAB3</w:t>
         </w:r>
       </w:hyperlink>
     </w:p>
@@ -681,6 +673,7 @@
       <w:r>
         <w:rPr>
           <w:rFonts w:ascii="Times New Roman" w:hAnsi="Times New Roman" w:cs="Times New Roman"/>
+          <w:noProof/>
           <w:sz w:val="26"/>
           <w:szCs w:val="26"/>
         </w:rPr>
@@ -2064,6 +2057,7 @@
       <w:r>
         <w:rPr>
           <w:rFonts w:ascii="Times New Roman" w:hAnsi="Times New Roman" w:cs="Times New Roman"/>
+          <w:noProof/>
           <w:sz w:val="26"/>
           <w:szCs w:val="26"/>
         </w:rPr>
@@ -2687,6 +2681,7 @@
       <w:r>
         <w:rPr>
           <w:rFonts w:ascii="Times New Roman" w:hAnsi="Times New Roman" w:cs="Times New Roman"/>
+          <w:noProof/>
           <w:sz w:val="26"/>
           <w:szCs w:val="26"/>
         </w:rPr>
@@ -2740,6 +2735,7 @@
       <w:r>
         <w:rPr>
           <w:rFonts w:ascii="Times New Roman" w:hAnsi="Times New Roman" w:cs="Times New Roman"/>
+          <w:noProof/>
           <w:sz w:val="26"/>
           <w:szCs w:val="26"/>
         </w:rPr>
@@ -2793,6 +2789,7 @@
       <w:r>
         <w:rPr>
           <w:rFonts w:ascii="Times New Roman" w:hAnsi="Times New Roman" w:cs="Times New Roman"/>
+          <w:noProof/>
           <w:sz w:val="26"/>
           <w:szCs w:val="26"/>
         </w:rPr>
@@ -7610,16 +7607,16 @@
           <w:sz w:val="26"/>
           <w:szCs w:val="26"/>
         </w:rPr>
-        <w:t>4. T</w:t>
-      </w:r>
-      <w:proofErr w:type="spellStart"/>
-      <w:r>
-        <w:rPr>
-          <w:rFonts w:ascii="Times New Roman" w:hAnsi="Times New Roman" w:cs="Times New Roman"/>
-          <w:sz w:val="26"/>
-          <w:szCs w:val="26"/>
-        </w:rPr>
-        <w:t>ình</w:t>
+        <w:t xml:space="preserve">4. </w:t>
+      </w:r>
+      <w:proofErr w:type="spellStart"/>
+      <w:r>
+        <w:rPr>
+          <w:rFonts w:ascii="Times New Roman" w:hAnsi="Times New Roman" w:cs="Times New Roman"/>
+          <w:sz w:val="26"/>
+          <w:szCs w:val="26"/>
+        </w:rPr>
+        <w:t>Tình</w:t>
       </w:r>
       <w:proofErr w:type="spellEnd"/>
       <w:r>
@@ -8919,6 +8916,7 @@
       <w:r>
         <w:rPr>
           <w:rFonts w:ascii="Times New Roman" w:hAnsi="Times New Roman" w:cs="Times New Roman"/>
+          <w:noProof/>
           <w:sz w:val="26"/>
           <w:szCs w:val="26"/>
         </w:rPr>
@@ -9183,6 +9181,7 @@
       <w:r>
         <w:rPr>
           <w:rFonts w:ascii="Times New Roman" w:hAnsi="Times New Roman" w:cs="Times New Roman"/>
+          <w:noProof/>
           <w:sz w:val="26"/>
           <w:szCs w:val="26"/>
         </w:rPr>
@@ -10920,6 +10919,7 @@
       <w:r>
         <w:rPr>
           <w:rFonts w:ascii="Times New Roman" w:hAnsi="Times New Roman" w:cs="Times New Roman"/>
+          <w:noProof/>
           <w:sz w:val="26"/>
           <w:szCs w:val="26"/>
         </w:rPr>
@@ -11291,6 +11291,7 @@
       <w:r>
         <w:rPr>
           <w:rFonts w:ascii="Times New Roman" w:hAnsi="Times New Roman" w:cs="Times New Roman"/>
+          <w:noProof/>
           <w:sz w:val="26"/>
           <w:szCs w:val="26"/>
         </w:rPr>
@@ -11540,6 +11541,7 @@
       <w:r>
         <w:rPr>
           <w:rFonts w:ascii="Times New Roman" w:hAnsi="Times New Roman" w:cs="Times New Roman"/>
+          <w:noProof/>
           <w:sz w:val="26"/>
           <w:szCs w:val="26"/>
         </w:rPr>
@@ -11942,6 +11944,7 @@
       <w:r>
         <w:rPr>
           <w:rFonts w:ascii="Times New Roman" w:hAnsi="Times New Roman" w:cs="Times New Roman"/>
+          <w:noProof/>
           <w:sz w:val="26"/>
           <w:szCs w:val="26"/>
         </w:rPr>
@@ -13198,6 +13201,7 @@
       <w:r>
         <w:rPr>
           <w:rFonts w:ascii="Times New Roman" w:hAnsi="Times New Roman" w:cs="Times New Roman"/>
+          <w:noProof/>
           <w:sz w:val="26"/>
           <w:szCs w:val="26"/>
         </w:rPr>
@@ -13464,6 +13468,7 @@
       <w:r>
         <w:rPr>
           <w:rFonts w:ascii="Times New Roman" w:hAnsi="Times New Roman" w:cs="Times New Roman"/>
+          <w:noProof/>
           <w:sz w:val="26"/>
           <w:szCs w:val="26"/>
         </w:rPr>
@@ -14762,16 +14767,16 @@
           <w:sz w:val="26"/>
           <w:szCs w:val="26"/>
         </w:rPr>
-        <w:t>10. C</w:t>
-      </w:r>
-      <w:proofErr w:type="spellStart"/>
-      <w:r>
-        <w:rPr>
-          <w:rFonts w:ascii="Times New Roman" w:hAnsi="Times New Roman" w:cs="Times New Roman"/>
-          <w:sz w:val="26"/>
-          <w:szCs w:val="26"/>
-        </w:rPr>
-        <w:t>ô</w:t>
+        <w:t xml:space="preserve">10. </w:t>
+      </w:r>
+      <w:proofErr w:type="spellStart"/>
+      <w:r>
+        <w:rPr>
+          <w:rFonts w:ascii="Times New Roman" w:hAnsi="Times New Roman" w:cs="Times New Roman"/>
+          <w:sz w:val="26"/>
+          <w:szCs w:val="26"/>
+        </w:rPr>
+        <w:t>Cô</w:t>
       </w:r>
       <w:proofErr w:type="spellEnd"/>
       <w:r>
@@ -49833,6 +49838,7 @@
   <w:style w:type="character" w:default="1" w:styleId="DefaultParagraphFont">
     <w:name w:val="Default Paragraph Font"/>
     <w:uiPriority w:val="1"/>
+    <w:semiHidden/>
     <w:unhideWhenUsed/>
   </w:style>
   <w:style w:type="table" w:default="1" w:styleId="TableNormal">
